--- a/data/outputs/v2/Grade11/Biology/Quizzes/SS1.3_Taxonomy_II/Biology_G11_SS1.3_Taxonomy_II_L4_AnswerKey.docx
+++ b/data/outputs/v2/Grade11/Biology/Quizzes/SS1.3_Taxonomy_II/Biology_G11_SS1.3_Taxonomy_II_L4_AnswerKey.docx
@@ -1405,7 +1405,7 @@
         </w:rPr>
         <w:t xml:space="preserve">© 2026 SeaVuria and ARES. Aligned with KICD objectives. Developed by SeaVuria; technical implementation by ARES (with AI assistance from Claude). Licensed under </w:t>
       </w:r>
-      <w:hyperlink w:history="1" r:id="rIdlezigfsxstmn-f1vru1yz">
+      <w:hyperlink w:history="1" r:id="rIdal_cboqhsfsnvvr585ldt">
         <w:r>
           <w:rPr>
             <w:rFonts w:ascii="Arial" w:cs="Arial" w:eastAsia="Arial" w:hAnsi="Arial"/>
@@ -1426,7 +1426,7 @@
         </w:rPr>
         <w:t xml:space="preserve"> (</w:t>
       </w:r>
-      <w:hyperlink w:history="1" r:id="rId9_s8v8l3h8o9kn_k2usqi">
+      <w:hyperlink w:history="1" r:id="rIdhhf3hnam7flqras1mu9qb">
         <w:r>
           <w:rPr>
             <w:rFonts w:ascii="Arial" w:cs="Arial" w:eastAsia="Arial" w:hAnsi="Arial"/>

--- a/data/outputs/v2/Grade11/Biology/Quizzes/SS1.3_Taxonomy_II/Biology_G11_SS1.3_Taxonomy_II_L4_AnswerKey.docx
+++ b/data/outputs/v2/Grade11/Biology/Quizzes/SS1.3_Taxonomy_II/Biology_G11_SS1.3_Taxonomy_II_L4_AnswerKey.docx
@@ -1405,7 +1405,7 @@
         </w:rPr>
         <w:t xml:space="preserve">© 2026 SeaVuria and ARES. Aligned with KICD objectives. Developed by SeaVuria; technical implementation by ARES (with AI assistance from Claude). Licensed under </w:t>
       </w:r>
-      <w:hyperlink w:history="1" r:id="rIdal_cboqhsfsnvvr585ldt">
+      <w:hyperlink w:history="1" r:id="rIdvimxq8darmmhwn6ihekay">
         <w:r>
           <w:rPr>
             <w:rFonts w:ascii="Arial" w:cs="Arial" w:eastAsia="Arial" w:hAnsi="Arial"/>
@@ -1426,7 +1426,7 @@
         </w:rPr>
         <w:t xml:space="preserve"> (</w:t>
       </w:r>
-      <w:hyperlink w:history="1" r:id="rIdhhf3hnam7flqras1mu9qb">
+      <w:hyperlink w:history="1" r:id="rIdpbqcxzbr8opno9ztyiccf">
         <w:r>
           <w:rPr>
             <w:rFonts w:ascii="Arial" w:cs="Arial" w:eastAsia="Arial" w:hAnsi="Arial"/>
